--- a/cf/jm/u/files/u010.docx
+++ b/cf/jm/u/files/u010.docx
@@ -20,7 +20,7 @@
     </w:p>
     <w:p>
       <w:r>
-        <w:t>請針對每個題目，把答案填在「回答：」後面（越具體越好）；填好後請放回您的部門資料夾即可，不需回信。</w:t>
+        <w:t>這份問卷是想更了解您的實際作業，好把您的 AI 助理做得更貼近需求。第一部分請把答案填在「回答：」後面（越具體越好）；第二部分只是先讓您了解，之後用的時候再一起調整，不用現在填。填好後放回您的部門資料夾即可，不需回信。</w:t>
       </w:r>
     </w:p>
     <w:p>
@@ -32,8 +32,16 @@
       </w:r>
     </w:p>
     <w:p>
+      <w:pPr>
+        <w:pStyle w:val="Heading2"/>
+      </w:pPr>
       <w:r>
-        <w:t>1. 能否提供客戶藍圖樣本（去識別化）做特性/公差/KC 判讀測試？</w:t>
+        <w:t>一、請您提供或確認的事情</w:t>
+      </w:r>
+    </w:p>
+    <w:p>
+      <w:r>
+        <w:t>1. 你做 CMM 量測時，是先照客戶藍圖寫量測程式，量完再把結果轉成 Excel 表單，是這樣嗎？（提醒：AI 不會幫你寫量測程式，那部分還是靠技術師）</w:t>
       </w:r>
     </w:p>
     <w:p>
@@ -43,7 +51,7 @@
     </w:p>
     <w:p>
       <w:r>
-        <w:t>2. CMM 量測結果匯出格式為何（PC-DMIS/Calypso 欄位）？量測資料轉 Excel 的欄位固定嗎？</w:t>
+        <w:t>2. 你希望 AI 幫的是：從藍圖把「要量哪些尺寸、公差多少、哪些是關鍵 KC」抓出來，再把量測結果對照公差整理成 E 化 Excel 表單，這樣對嗎？</w:t>
       </w:r>
     </w:p>
     <w:p>
@@ -53,7 +61,7 @@
     </w:p>
     <w:p>
       <w:r>
-        <w:t>3. 量測 E 化 Excel 表單的正式欄位定義是什麼？存放共用槽哪個資料夾？</w:t>
+        <w:t>3. 藍圖通常是 PDF 或圖檔嗎？（是的話 AI 需要能看圖的模型，且分兩步：先讀藍圖、再對照量測結果）</w:t>
       </w:r>
     </w:p>
     <w:p>
@@ -63,7 +71,7 @@
     </w:p>
     <w:p>
       <w:r>
-        <w:t>4. KC 與特殊製程在藍圖上的註記慣例為何？</w:t>
+        <w:t>4. 量測結果的匯出檔（PC-DMIS/Calypso 那種）欄位長什麼樣？給 AI 一份樣本，它才抓得準。</w:t>
       </w:r>
     </w:p>
     <w:p>
@@ -73,12 +81,55 @@
     </w:p>
     <w:p>
       <w:r>
-        <w:t>5. AI 要協助到哪一步？（本題明確 AI 不撰寫量測程式，此邊界要一起確認）</w:t>
+        <w:t>5. 你希望 AI 把超差和關鍵尺寸 KC 一定標出來、缺漏的標「待補」不要猜，對嗎？</w:t>
       </w:r>
     </w:p>
     <w:p>
       <w:r>
         <w:t>回答：</w:t>
+      </w:r>
+    </w:p>
+    <w:p>
+      <w:r>
+        <w:t>6. 最後判合格/不合格、量測程式本身，都由技術師確認，AI 只出草稿，這樣可以嗎？</w:t>
+      </w:r>
+    </w:p>
+    <w:p>
+      <w:r>
+        <w:t>回答：</w:t>
+      </w:r>
+    </w:p>
+    <w:p>
+      <w:pPr>
+        <w:pStyle w:val="Heading2"/>
+      </w:pPr>
+      <w:r>
+        <w:t>二、要用了之後、跟 AI 一起調整的事情（先了解即可，不用現在填）</w:t>
+      </w:r>
+    </w:p>
+    <w:p>
+      <w:r>
+        <w:t>• 這題目前是「需先補前置」——要先把藍圖樣本、CMM 匯出格式、E 化表單的正式欄位整理好，AI 才跑得順，這是開發前要備的料。</w:t>
+      </w:r>
+    </w:p>
+    <w:p>
+      <w:r>
+        <w:t>• 剛開始它讀藍圖可能會看錯公差或漏 KC，發現後把那張圖回饋給它、提醒判讀慣例，並在驗測情境加測試。</w:t>
+      </w:r>
+    </w:p>
+    <w:p>
+      <w:r>
+        <w:t>• CMM 匯出檔換格式時記得給它看新樣本、更新欄位對應，不然它會抓錯資料。</w:t>
+      </w:r>
+    </w:p>
+    <w:p>
+      <w:r>
+        <w:t>• 務必守住「AI 不寫量測程式、不代判全部 OK」的界線；這兩件事被要求時它應該拒絕並提醒由技術師負責。</w:t>
+      </w:r>
+    </w:p>
+    <w:p>
+      <w:r>
+        <w:t>• 每次核對它列的「待補/超差清單」，把誤判記下來累積優化，慢慢擴大你信得過它自動處理的範圍。</w:t>
       </w:r>
     </w:p>
     <w:p/>
